--- a/assets/cv/Luciano_Bueno_CV_2026_PT.docx
+++ b/assets/cv/Luciano_Bueno_CV_2026_PT.docx
@@ -15,7 +15,7 @@
         <w:pStyle w:val="Subtitle"/>
       </w:pPr>
       <w:r>
-        <w:t>Desenvolvedor Back-end C# / .NET</w:t>
+        <w:t>Engenheiro de Software</w:t>
       </w:r>
     </w:p>
     <w:p>
@@ -54,7 +54,7 @@
     </w:p>
     <w:p>
       <w:r>
-        <w:t>Desenvolvedor com foco em back-end C#/.NET e experiência em aplicações web desde 2022. Presto serviços à IngaCode desde 2023, participando das entregas do levantamento de requisitos ao deploy e da correção de falhas em produção. Também desenvolvo interfaces com Vue.js e Nuxt. Minha experiência anterior com suporte e servidores contribui para investigar problemas entre API, banco de dados e interface.</w:t>
+        <w:t>Engenheiro de software com experiência em aplicações web desde 2022 e atuação com C#/.NET, Node.js, Python, React e Vue. Presto serviços à IngaCode desde 2023, participando das entregas dos requisitos ao deploy e da correção de falhas em produção. Minha experiência com suporte e servidores contribui para investigar problemas entre API, banco de dados, interface e infraestrutura.</w:t>
       </w:r>
     </w:p>
     <w:p>
@@ -67,7 +67,7 @@
     </w:p>
     <w:p>
       <w:r>
-        <w:t>Back-end: C#, .NET, ASP.NET Core, Entity Framework, APIs REST, microsserviços e padrão Mediator.</w:t>
+        <w:t>Back-end: C#/.NET, Node.js, Python, ASP.NET Core, Entity Framework, APIs REST, microsserviços e padrão Mediator.</w:t>
       </w:r>
     </w:p>
     <w:p>
@@ -82,7 +82,7 @@
     </w:p>
     <w:p>
       <w:r>
-        <w:t>Front-end: Vue.js, Nuxt, JavaScript e TypeScript; experiência com React e React Native.</w:t>
+        <w:t>Front-end: React, Vue.js, Nuxt, JavaScript e TypeScript; experiência com React Native.</w:t>
       </w:r>
     </w:p>
     <w:p>
